--- a/2 - The Trickster and the Cougar.docx
+++ b/2 - The Trickster and the Cougar.docx
@@ -135,6 +135,7 @@
         <w:keepLines/>
       </w:pPr>
       <w:r>
+        <w:lastRenderedPageBreak/>
         <w:t xml:space="preserve">On cue comes a croaking sound giving way to cawing sounds from the edge of the valley. The raven, in jet black crow form, settles next to the hawk and shoulders him in a greeting. The hawk huffs at the raven and sidesteps closer to the trunk in an effort to say </w:t>
       </w:r>
       <w:r>
@@ -145,7 +146,7 @@
         <w:t>get away from me</w:t>
       </w:r>
       <w:r>
-        <w:t xml:space="preserve">! </w:t>
+        <w:t>!</w:t>
       </w:r>
     </w:p>
     <w:p>
@@ -170,16 +171,32 @@
         <w:keepLines/>
       </w:pPr>
       <w:r>
-        <w:t xml:space="preserve">The hawk shrieks again at the raven, millimeters from his beak, and turns to take flight only to stumble on lift off because the raven had one foot on his.  Lea catches the hawk before he tumbles to the ground while the raven emits what sounds like low human laughter. She rights the hawk on her arm, smoothing his feathers to make sure she did not hurt him in the process. She lets the back of her fingers run across the tan-tipped burnt umbra tail feathers like she was hitting every key across a piano. The motion immediately relaxes and melts the hawk. </w:t>
-      </w:r>
-    </w:p>
-    <w:p>
-      <w:pPr>
-        <w:keepNext/>
-        <w:keepLines/>
-      </w:pPr>
-      <w:r>
-        <w:t>The raven, still laughing, is unprepared when Lea grabs him by the legs. She quickly and deftly loops a leather strap around his legs, pulling the ends through the gap in the middle before securing them in a winding cinch pattern to the branch. The hawk emits what sounds like a high chuckle of his own as Lea translates, “That’ll teach ya!” Her attention returns to the hawk as she swiftly lifts her arm, giving her overseer flight.</w:t>
+        <w:t xml:space="preserve">The hawk shrieks again at the raven, millimeters from his beak, and turns to take flight only to stumble on lift off because the raven had one foot on his.  Lea catches the hawk before he tumbles to the ground while the raven emits what sounds like low human laughter. She </w:t>
+      </w:r>
+      <w:proofErr w:type="spellStart"/>
+      <w:r>
+        <w:t>rights</w:t>
+      </w:r>
+      <w:proofErr w:type="spellEnd"/>
+      <w:r>
+        <w:t xml:space="preserve"> the hawk on her arm, smoothing his feathers to make sure she did not hurt him in the process. She lets the back of her fingers run across the tan-tipped burnt umbra tail feathers like she was hitting every key across a piano. The motion immediately relaxes and melts the hawk.</w:t>
+      </w:r>
+    </w:p>
+    <w:p>
+      <w:pPr>
+        <w:keepNext/>
+        <w:keepLines/>
+      </w:pPr>
+      <w:r>
+        <w:t xml:space="preserve">The raven, still laughing, is unprepared when Lea grabs him by the legs. She quickly and deftly loops a leather strap around his legs, pulling the ends through the gap in the middle before securing them in a winding cinch pattern to the branch. The hawk emits what sounds like a high chuckle of his own as Lea translates, “That’ll teach </w:t>
+      </w:r>
+      <w:proofErr w:type="spellStart"/>
+      <w:r>
+        <w:t>ya</w:t>
+      </w:r>
+      <w:proofErr w:type="spellEnd"/>
+      <w:r>
+        <w:t>!” Her attention returns to the hawk as she swiftly lifts her arm, giving her overseer flight.</w:t>
       </w:r>
     </w:p>
     <w:p>
@@ -253,6 +270,7 @@
         <w:keepLines/>
       </w:pPr>
       <w:r>
+        <w:lastRenderedPageBreak/>
         <w:t>“This is undignified, Sissy! Untie me and hand me some clothes before the sun bakes me!”</w:t>
       </w:r>
     </w:p>
@@ -380,6 +398,7 @@
         <w:keepLines/>
       </w:pPr>
       <w:r>
+        <w:lastRenderedPageBreak/>
         <w:t>He checks for pinecones before sitting and takes a piece of bread, stacking cheese and meat on it. He lets the corner of his mouth slightly tilt upwards. “You really should cut it. That long-haired mermaid look just doesn’t work on you. What is it you are always telling me? Oh yea…’scissors and five minutes’?”</w:t>
       </w:r>
     </w:p>
@@ -407,7 +426,23 @@
         <w:keepLines/>
       </w:pPr>
       <w:r>
-        <w:t>Lea lets out a soft growl and then sighs. “Whatta ya want Jack?”</w:t>
+        <w:t>Lea lets out a soft growl and then sighs. “</w:t>
+      </w:r>
+      <w:proofErr w:type="spellStart"/>
+      <w:r>
+        <w:t>Whatta</w:t>
+      </w:r>
+      <w:proofErr w:type="spellEnd"/>
+      <w:r>
+        <w:t xml:space="preserve"> </w:t>
+      </w:r>
+      <w:proofErr w:type="spellStart"/>
+      <w:r>
+        <w:t>ya</w:t>
+      </w:r>
+      <w:proofErr w:type="spellEnd"/>
+      <w:r>
+        <w:t xml:space="preserve"> want Jack?”</w:t>
       </w:r>
     </w:p>
     <w:p>
@@ -518,6 +553,7 @@
         <w:keepLines/>
       </w:pPr>
       <w:r>
+        <w:lastRenderedPageBreak/>
         <w:t>“The noise is just the noise, and as for the other, well, you survived because that is what you had to do. It’s time, little sister. The noise is only getting worse without you there. Your truth is needed.” He gives her one last squeeze and jumps up, grabbing the last piece of cheese. He loosens the strap and lets his hair flow free, dropping the binding in Lea’s lap.</w:t>
       </w:r>
     </w:p>
@@ -534,12 +570,6 @@
       <w:pPr>
         <w:keepNext/>
         <w:keepLines/>
-        <w:sectPr>
-          <w:pgSz w:w="12240" w:h="15840"/>
-          <w:pgMar w:top="1440" w:right="1440" w:bottom="1440" w:left="1440" w:header="720" w:footer="720" w:gutter="0"/>
-          <w:cols w:space="720"/>
-          <w:docGrid w:linePitch="360"/>
-        </w:sectPr>
       </w:pPr>
       <w:r>
         <w:t xml:space="preserve">She resigns herself to the inevitable chaos that is about to ensue. She rises slowly and retrieves the sweats, folding and placing them in the saddle bag with her other clothes. She’s not ready, and they’re not ready. She surveys the valley with longing. The grief at the prospect of leaving her home and peace is short lived as one final caw rings out with a whisper, </w:t>
@@ -554,12 +584,6 @@
       <w:r>
         <w:t>. She turns slowly and enters the forest as a hush falls over the valley, leaving the human behind for the fur.</w:t>
       </w:r>
-    </w:p>
-    <w:p>
-      <w:pPr>
-        <w:keepNext/>
-        <w:keepLines/>
-      </w:pPr>
     </w:p>
     <w:sectPr>
       <w:pgSz w:w="12240" w:h="15840"/>

--- a/2 - The Trickster and the Cougar.docx
+++ b/2 - The Trickster and the Cougar.docx
@@ -5,7 +5,7 @@
   <w:body>
     <w:p>
       <w:pPr>
-        <w:pStyle w:val="Heading1"/>
+        <w:pStyle w:val="Heading2"/>
       </w:pPr>
       <w:bookmarkStart w:id="0" w:name="_Toc231080402"/>
       <w:bookmarkStart w:id="1" w:name="_Toc231082562"/>
@@ -24,10 +24,6 @@
       <w:bookmarkEnd w:id="5"/>
     </w:p>
     <w:p>
-      <w:pPr>
-        <w:keepNext/>
-        <w:keepLines/>
-      </w:pPr>
       <w:r>
         <w:t xml:space="preserve">The cougar is lounging on the rocky outcrop above the lake watching the sun finally peek above the mountains surrounding the valley. </w:t>
       </w:r>
@@ -36,54 +32,38 @@
           <w:i/>
           <w:iCs/>
         </w:rPr>
-        <w:t>Any minute now and the sun will touch my fur</w:t>
-      </w:r>
-      <w:r>
-        <w:t xml:space="preserve">, she thinks, </w:t>
+        <w:t>Any minute now and the sun will touch my fur,</w:t>
+      </w:r>
+      <w:r>
+        <w:t xml:space="preserve"> she thinks, </w:t>
       </w:r>
       <w:r>
         <w:rPr>
           <w:i/>
           <w:iCs/>
         </w:rPr>
-        <w:t>transforming once again into the lady of the valley</w:t>
-      </w:r>
-      <w:r>
-        <w:t>. Lea stands and stretches. She moves into a low crouch with tail high in the air, the tip of her tail shaking like the tail of a rattlesnake. She surveys the valley and notes the warmth already creeping in today. The guardians have left the valley to roam the forest, and she feels the serenity and warmth wrapped around her. Lea debates with herself over moving to the shaded copse of pines where the soft grass and pine needles make the perfect den to continue her dreams of peace. The dreams of the oldest brother still linger, and she recognizes a bond there, but not where the bond formed or began.</w:t>
-      </w:r>
-    </w:p>
-    <w:p>
-      <w:pPr>
-        <w:keepNext/>
-        <w:keepLines/>
-      </w:pPr>
+        <w:t>transforming once again into the lady of the valley.</w:t>
+      </w:r>
+      <w:r>
+        <w:t xml:space="preserve"> Lea stands and stretches. She moves into a low crouch with tail high in the air, the tip of her tail shaking like the tail of a rattlesnake. She surveys the valley and notes the warmth already creeping in today. The guardians have left the valley to roam the forest, and she feels the serenity and warmth wrapped around her. Lea debates with herself over moving to the shaded copse of pines where the soft grass and pine needles make the perfect den to continue her dreams of peace. The dreams of the oldest brother still linger, and she recognizes a bond there, but not where the bond formed or began.</w:t>
+      </w:r>
+    </w:p>
+    <w:p>
       <w:r>
         <w:t>The valley and forest had returned to the usual quiet after the encounter with the brothers. She begrudgingly admits to herself that maybe the world was not too much for her. With a yawn and a sigh, she sits and licks a paw, passing it over her face to rub the sleep from her eyes. She stops mid-motion when the red-tailed hawk shrieks. She looks up to the sky and watches a lone midnight feather falling. Irritation begins to take hold as it continues its descent to settle before her on the rock. Her ears flatten and she lets out a low growl. Without warning, she launches from the rocky outcrop and dives into the lake, letting the cool water flow over her, cooling her fur and her temper.</w:t>
       </w:r>
     </w:p>
     <w:p>
-      <w:pPr>
-        <w:keepNext/>
-        <w:keepLines/>
-      </w:pPr>
       <w:r>
         <w:t>She emerges from the lake back into the sun in human-lady form. She walks out into the warm sun where it dries the water from her skin in gentle wisps of steam. She slowly walks to the saddle bags letting the drying complete before kneeling next to them. She selects her clothes and begins pulling on a T-shirt, jeans, and her moccasins. She runs a comb through her damp wavy hair, noticing the silver streak from age has gotten wider and is still banded by the natural copper and the sun-bleached gold from being in the valley since early spring. Remembering the real world conditions that brought her back home to the valley only fires her temper. The noise in the real world had gotten too loud, and with the raven being near the valley, it portends the real world creeping in again.</w:t>
       </w:r>
     </w:p>
     <w:p>
-      <w:pPr>
-        <w:keepNext/>
-        <w:keepLines/>
-      </w:pPr>
       <w:r>
         <w:t>She puts her hands on her hips, glaring at the hawk as it lands with an annoyance of his own on the branch of a maple. The branch places him level with her face, looking into her ice blue eyes. “I don’t need the raven creating chaos today.”</w:t>
       </w:r>
     </w:p>
     <w:p>
-      <w:pPr>
-        <w:keepNext/>
-        <w:keepLines/>
-      </w:pPr>
       <w:r>
         <w:t xml:space="preserve">The hawk shrugs and gives her a look of </w:t>
       </w:r>
@@ -92,17 +72,10 @@
           <w:i/>
           <w:iCs/>
         </w:rPr>
-        <w:t>don’t shoot the messenger</w:t>
-      </w:r>
-      <w:r>
-        <w:t>.</w:t>
-      </w:r>
-    </w:p>
-    <w:p>
-      <w:pPr>
-        <w:keepNext/>
-        <w:keepLines/>
-      </w:pPr>
+        <w:t>don’t shoot the messenger.</w:t>
+      </w:r>
+    </w:p>
+    <w:p>
       <w:r>
         <w:t xml:space="preserve">“Couldn’t you have headed him off or better yet, run him off?” The hawk shakes his head in aggravation and spreads his wings, making feathers stand on their ends in a </w:t>
       </w:r>
@@ -123,17 +96,10 @@
           <w:i/>
           <w:iCs/>
         </w:rPr>
-        <w:t>Like I want him here?! He is NOT my responsibility</w:t>
-      </w:r>
-      <w:r>
-        <w:t>.</w:t>
-      </w:r>
-    </w:p>
-    <w:p>
-      <w:pPr>
-        <w:keepNext/>
-        <w:keepLines/>
-      </w:pPr>
+        <w:t>Like I want him here?! He is NOT my responsibility.</w:t>
+      </w:r>
+    </w:p>
+    <w:p>
       <w:r>
         <w:lastRenderedPageBreak/>
         <w:t xml:space="preserve">On cue comes a croaking sound giving way to cawing sounds from the edge of the valley. The raven, in jet black crow form, settles next to the hawk and shoulders him in a greeting. The hawk huffs at the raven and sidesteps closer to the trunk in an effort to say </w:t>
@@ -143,17 +109,10 @@
           <w:i/>
           <w:iCs/>
         </w:rPr>
-        <w:t>get away from me</w:t>
-      </w:r>
-      <w:r>
-        <w:t>!</w:t>
-      </w:r>
-    </w:p>
-    <w:p>
-      <w:pPr>
-        <w:keepNext/>
-        <w:keepLines/>
-      </w:pPr>
+        <w:t>get away from me!</w:t>
+      </w:r>
+    </w:p>
+    <w:p>
       <w:r>
         <w:t>The raven stretches his neck out, bobbing and weaving his head and beak at the hawk like the youngest child picking on the oldest…</w:t>
       </w:r>
@@ -162,65 +121,61 @@
           <w:i/>
           <w:iCs/>
         </w:rPr>
-        <w:t>rules are rules I’m not touching you!</w:t>
+        <w:t>rules are rules</w:t>
+      </w:r>
+      <w:r>
+        <w:rPr>
+          <w:i/>
+          <w:iCs/>
+        </w:rPr>
+        <w:t>;</w:t>
+      </w:r>
+      <w:r>
+        <w:rPr>
+          <w:i/>
+          <w:iCs/>
+        </w:rPr>
+        <w:t xml:space="preserve"> I’m not touching you!</w:t>
+      </w:r>
+    </w:p>
+    <w:p>
+      <w:r>
+        <w:t xml:space="preserve">The hawk shrieks again at the raven, millimeters from his beak, and turns to take flight only to stumble on lift off because the raven had one foot on his.  Lea catches the hawk before he tumbles to the ground while the raven emits what sounds like low human laughter. She </w:t>
+      </w:r>
+      <w:proofErr w:type="spellStart"/>
+      <w:r>
+        <w:t>rights</w:t>
+      </w:r>
+      <w:proofErr w:type="spellEnd"/>
+      <w:r>
+        <w:t xml:space="preserve"> the hawk on her arm, smoothing his feathers to make sure she did not hurt him in the process. She lets the back of her fingers run across the tan-tipped burnt umbra tail feathers like she was hitting every key across a piano. The motion immediately relaxes and melts the hawk.</w:t>
+      </w:r>
+    </w:p>
+    <w:p>
+      <w:r>
+        <w:t xml:space="preserve">The raven, still laughing, is unprepared when Lea grabs him by the legs. She quickly and deftly loops a leather strap around his legs, pulling the ends through the gap in the middle before securing them in a winding cinch pattern to the branch. The hawk emits what sounds like a high chuckle of his own as Lea translates, “That’ll teach </w:t>
+      </w:r>
+      <w:proofErr w:type="spellStart"/>
+      <w:r>
+        <w:t>ya</w:t>
+      </w:r>
+      <w:proofErr w:type="spellEnd"/>
+      <w:r>
+        <w:t>!” Her attention returns to the hawk as she swiftly lifts her arm, giving her overseer flight.</w:t>
+      </w:r>
+    </w:p>
+    <w:p>
+      <w:r>
+        <w:t>She watches the hawk as he soars above the treetops and gets lost in the glare of the sun, now fully above the barren mountain peaks. Lea returns her gaze slowly to the raven and bursts out in laughter when she sees he has fallen off the branch in an effort to unwind the bindings holding him there. The raven twists and turns, trying to get a swinging motion to create the arc to right himself on the branch. Lea continues to laugh and settles into a smirk with a cocked eyebrow.</w:t>
+      </w:r>
+    </w:p>
+    <w:p>
+      <w:r>
+        <w:t>“You know, we tried that as kids in the swings and never could make the full loop around while in the swing. Gravity and momentum are working against you.”</w:t>
       </w:r>
     </w:p>
     <w:p>
       <w:pPr>
-        <w:keepNext/>
-        <w:keepLines/>
-      </w:pPr>
-      <w:r>
-        <w:t xml:space="preserve">The hawk shrieks again at the raven, millimeters from his beak, and turns to take flight only to stumble on lift off because the raven had one foot on his.  Lea catches the hawk before he tumbles to the ground while the raven emits what sounds like low human laughter. She </w:t>
-      </w:r>
-      <w:proofErr w:type="spellStart"/>
-      <w:r>
-        <w:t>rights</w:t>
-      </w:r>
-      <w:proofErr w:type="spellEnd"/>
-      <w:r>
-        <w:t xml:space="preserve"> the hawk on her arm, smoothing his feathers to make sure she did not hurt him in the process. She lets the back of her fingers run across the tan-tipped burnt umbra tail feathers like she was hitting every key across a piano. The motion immediately relaxes and melts the hawk.</w:t>
-      </w:r>
-    </w:p>
-    <w:p>
-      <w:pPr>
-        <w:keepNext/>
-        <w:keepLines/>
-      </w:pPr>
-      <w:r>
-        <w:t xml:space="preserve">The raven, still laughing, is unprepared when Lea grabs him by the legs. She quickly and deftly loops a leather strap around his legs, pulling the ends through the gap in the middle before securing them in a winding cinch pattern to the branch. The hawk emits what sounds like a high chuckle of his own as Lea translates, “That’ll teach </w:t>
-      </w:r>
-      <w:proofErr w:type="spellStart"/>
-      <w:r>
-        <w:t>ya</w:t>
-      </w:r>
-      <w:proofErr w:type="spellEnd"/>
-      <w:r>
-        <w:t>!” Her attention returns to the hawk as she swiftly lifts her arm, giving her overseer flight.</w:t>
-      </w:r>
-    </w:p>
-    <w:p>
-      <w:pPr>
-        <w:keepNext/>
-        <w:keepLines/>
-      </w:pPr>
-      <w:r>
-        <w:t>She watches the hawk as he soars above the treetops and gets lost in the glare of the sun, now fully above the barren mountain peaks. Lea returns her gaze slowly to the raven and bursts out in laughter when she sees he has fallen off the branch in an effort to unwind the bindings holding him there. The raven twists and turns, trying to get a swinging motion to create the arc to right himself on the branch. Lea continues to laugh and settles into a smirk with a cocked eyebrow.</w:t>
-      </w:r>
-    </w:p>
-    <w:p>
-      <w:pPr>
-        <w:keepNext/>
-        <w:keepLines/>
-      </w:pPr>
-      <w:r>
-        <w:t>“You know, we tried that as kids in the swings and never could make the full loop around while in the swing. Gravity and momentum are working against you.”</w:t>
-      </w:r>
-    </w:p>
-    <w:p>
-      <w:pPr>
-        <w:keepNext/>
-        <w:keepLines/>
         <w:rPr>
           <w:i/>
           <w:iCs/>
@@ -238,130 +193,86 @@
       </w:r>
     </w:p>
     <w:p>
-      <w:pPr>
-        <w:keepNext/>
-        <w:keepLines/>
-      </w:pPr>
       <w:r>
         <w:t>Lea replies, “Really.” The smirk grows wider as the raven starts to struggle again, but the bindings hold firm. Finally, he gives up in a dejected motion of defeat and pouting like a toddler told ‘no’, holding her gaze with one beady obsidian eye.</w:t>
       </w:r>
     </w:p>
     <w:p>
-      <w:pPr>
-        <w:keepNext/>
-        <w:keepLines/>
-      </w:pPr>
       <w:r>
         <w:t>“Don’t start! If you do that now, I’m not responsible for the knot on your head or a broken neck, because the branch will not hold your weight.”</w:t>
       </w:r>
     </w:p>
     <w:p>
-      <w:pPr>
-        <w:keepNext/>
-        <w:keepLines/>
-      </w:pPr>
-      <w:r>
-        <w:t>The raven begins to shimmer and fade around the edges as the sunlight touches him. In a swift motion, Lea unwraps the bindings and places the raven on the ground, then steps back. The shimmer around the raven rises like heat from a highway in the middle of July. As the air rises and the shimmer fades, the raven is replaced with a man. His face is hidden behind a long black curtain of hair that has highlights of deep green, midnight blue, and deep violet. He is still bound at the ankles by the strap and slowly sits up.</w:t>
-      </w:r>
-    </w:p>
-    <w:p>
-      <w:pPr>
-        <w:keepNext/>
-        <w:keepLines/>
-      </w:pPr>
+      <w:r>
+        <w:t>The raven begins to shimmer and fade around the edges as the sunlight touches him. In a swift motion, Lea unwraps the bindings and places the raven on the ground, then steps back. The shimmer around the raven rises like heat from a highway in the middle of July. As the air rises and the shimmer fades, the raven is replaced with a man. His face is hidden behind a long</w:t>
+      </w:r>
+      <w:r>
+        <w:t>,</w:t>
+      </w:r>
+      <w:r>
+        <w:t xml:space="preserve"> black curtain of hair that has highlights of deep green, midnight blue, and deep violet. He is still bound at the ankles by the strap and slowly sits up.</w:t>
+      </w:r>
+    </w:p>
+    <w:p>
       <w:r>
         <w:lastRenderedPageBreak/>
         <w:t>“This is undignified, Sissy! Untie me and hand me some clothes before the sun bakes me!”</w:t>
       </w:r>
     </w:p>
     <w:p>
-      <w:pPr>
-        <w:keepNext/>
-        <w:keepLines/>
-      </w:pPr>
       <w:r>
         <w:t>“Poor big brother. Untie yourself and you can’t fit into my clothes. Elder you may be, but I got Daddy’s build.”</w:t>
       </w:r>
     </w:p>
     <w:p>
-      <w:pPr>
-        <w:keepNext/>
-        <w:keepLines/>
-      </w:pPr>
       <w:r>
         <w:t>“Yeah, yeah. You got Daddy’s build, but I’m still taller than you!”</w:t>
       </w:r>
     </w:p>
     <w:p>
-      <w:pPr>
-        <w:keepNext/>
-        <w:keepLines/>
-      </w:pPr>
       <w:r>
         <w:t>“Like half an inch.” Lea cocks an eyebrow and gestures at him as he parts his hair to look up at her. “This is what’s undignified. Tripping my hawk? You are lucky I don’t take that strap and give you the whooping you deserve.”</w:t>
       </w:r>
     </w:p>
     <w:p>
-      <w:pPr>
-        <w:keepNext/>
-        <w:keepLines/>
-      </w:pPr>
       <w:r>
         <w:t>“Not my fault he was in the way and doesn’t know how to do a proper takeoff.”</w:t>
       </w:r>
     </w:p>
     <w:p>
-      <w:pPr>
-        <w:keepNext/>
-        <w:keepLines/>
-      </w:pPr>
       <w:r>
         <w:t>“He lives here and was giving me my morning report and that you were coming for a visit.”</w:t>
       </w:r>
     </w:p>
     <w:p>
-      <w:pPr>
-        <w:keepNext/>
-        <w:keepLines/>
-      </w:pPr>
       <w:r>
         <w:t>He counters with a smirk, “So do I, sometimes. Maybe I wanted it to be a surprise.”</w:t>
       </w:r>
     </w:p>
     <w:p>
-      <w:pPr>
-        <w:keepNext/>
-        <w:keepLines/>
-      </w:pPr>
       <w:r>
         <w:t>Throwing her hands up in the air in frustration, she says, “Jack, you can’t ever do surprises. I mean the heralding you entered with and changing into crow form. Gimme a break. What do you want?”</w:t>
       </w:r>
     </w:p>
     <w:p>
-      <w:pPr>
-        <w:keepNext/>
-        <w:keepLines/>
-      </w:pPr>
       <w:r>
         <w:t>Jack, knowing how to disguise trouble as charm, grins wide with a twinkle-twitch in his eye and low purring voice, “Now, Sissy, if I told you that, it wouldn’t be any fun at all.” Lea chunks some sweats she has retrieved from her saddle bag at her big brother and turns to start the fire at the lake for lunch.</w:t>
       </w:r>
     </w:p>
     <w:p>
-      <w:pPr>
-        <w:keepNext/>
-        <w:keepLines/>
-      </w:pPr>
       <w:r>
         <w:t>Jack stands and dusts the leaves, dirt, and pine needles from where he had transformed next to the lake. He goes to take a step and remembers his ankles are still bound. He quickly undoes his sister’s strap, freeing his feet. He gathers his hair at the nape of his neck, binding it out of his face and eyes. As he steps into the sweats, he watches his sister making coffee and placing bread, hard cheese, and strips of cured meat on a plate. She rises and moves toward a stump nearby she had leveled and uses as a table. He notices the tension and sadness in her body through the shiny metallic waves surrounding her like a scarf. It’s the longest she has ever let her hair grow and pronounces just how long she has been absent from everyday life. It only strengthens his resolve for this visit.</w:t>
       </w:r>
     </w:p>
     <w:p>
-      <w:pPr>
-        <w:keepNext/>
-        <w:keepLines/>
-      </w:pPr>
-      <w:r>
-        <w:t xml:space="preserve">The smell of coffee rising in the air reminds him to move forward. He grabs the wicker basket of deep red cherries as he walks by and places it on the stump-table next to the plate. Without looking up from slicing bread and cheese, she says, “Ya know, you shouldn’t think so loudly, it gives the whole </w:t>
+      <w:r>
+        <w:t>The smell of coffee rising in the air reminds him to move forward. He grabs the wicker basket of deep red cherries as he walks by and places it on the stump-table next to the plate. Without looking up from slicing bread and cheese, she says, “Ya know, you shouldn’t think so loudly</w:t>
+      </w:r>
+      <w:r>
+        <w:t>;</w:t>
+      </w:r>
+      <w:r>
+        <w:t xml:space="preserve"> it gives the whole </w:t>
       </w:r>
       <w:r>
         <w:rPr>
@@ -375,56 +286,32 @@
       </w:r>
     </w:p>
     <w:p>
-      <w:pPr>
-        <w:keepNext/>
-        <w:keepLines/>
-      </w:pPr>
       <w:r>
         <w:t>He stops halfway through pouring the cups of coffee and half whines, “I thought I told you to stay outta there,” before finishing filling the cups with coffee.</w:t>
       </w:r>
     </w:p>
     <w:p>
-      <w:pPr>
-        <w:keepNext/>
-        <w:keepLines/>
-      </w:pPr>
       <w:r>
         <w:t>She looks up at him with a smirk on her face and mischief in her eye. “I can’t help it, there’s so much room to play in and bounce around on the furniture,” she says, snatching the cup from him.</w:t>
       </w:r>
     </w:p>
     <w:p>
-      <w:pPr>
-        <w:keepNext/>
-        <w:keepLines/>
-      </w:pPr>
       <w:r>
         <w:lastRenderedPageBreak/>
         <w:t>He checks for pinecones before sitting and takes a piece of bread, stacking cheese and meat on it. He lets the corner of his mouth slightly tilt upwards. “You really should cut it. That long-haired mermaid look just doesn’t work on you. What is it you are always telling me? Oh yea…’scissors and five minutes’?”</w:t>
       </w:r>
     </w:p>
     <w:p>
-      <w:pPr>
-        <w:keepNext/>
-        <w:keepLines/>
-      </w:pPr>
       <w:r>
         <w:t>Lea cocks her head at her brother and tries not to let the annoyance slip through. “Don’t tempt me. I wasn’t the one naked in the sun hiding behind a black veil like a shroud.”</w:t>
       </w:r>
     </w:p>
     <w:p>
-      <w:pPr>
-        <w:keepNext/>
-        <w:keepLines/>
-      </w:pPr>
       <w:r>
         <w:t>“You’re just jealous because we both know I have the better locks and the sexy body to go with it,” he says, flicking his hair and running his hands down his body.</w:t>
       </w:r>
     </w:p>
     <w:p>
-      <w:pPr>
-        <w:keepNext/>
-        <w:keepLines/>
-      </w:pPr>
       <w:r>
         <w:t>Lea lets out a soft growl and then sighs. “</w:t>
       </w:r>
@@ -446,19 +333,11 @@
       </w:r>
     </w:p>
     <w:p>
-      <w:pPr>
-        <w:keepNext/>
-        <w:keepLines/>
-      </w:pPr>
       <w:r>
         <w:t>Jack tries to look stern but fails to hold a straight face. “Have you forgotten the teachings of Gran-ma-ma? My presence means ‘change and transition is coming.’”</w:t>
       </w:r>
     </w:p>
     <w:p>
-      <w:pPr>
-        <w:keepNext/>
-        <w:keepLines/>
-      </w:pPr>
       <w:r>
         <w:t>“Keep pushing it, big brother, and the cougar will definitely fetch the dragon,” she says angrily, pointing and shaking the knife at him</w:t>
       </w:r>
@@ -467,110 +346,65 @@
       </w:r>
     </w:p>
     <w:p>
-      <w:pPr>
-        <w:keepNext/>
-        <w:keepLines/>
-      </w:pPr>
-      <w:r>
-        <w:t>Jack holds his hands palms up in surrender. “Sheesh, okay. And put the knife down please.”</w:t>
-      </w:r>
-    </w:p>
-    <w:p>
-      <w:pPr>
-        <w:keepNext/>
-        <w:keepLines/>
-      </w:pPr>
+      <w:r>
+        <w:t>Jack holds his hands up, palms out, in surrender</w:t>
+      </w:r>
+      <w:r>
+        <w:t>. “Sheesh, okay. And put the knife down please.”</w:t>
+      </w:r>
+    </w:p>
+    <w:p>
       <w:r>
         <w:t>He waits until she puts the knife down on the empty plate before speaking again. “That’s better. You’ve got to come back among the living, Not all of the people are bad or hurtful. You can’t even spar properly.”</w:t>
       </w:r>
     </w:p>
     <w:p>
-      <w:pPr>
-        <w:keepNext/>
-        <w:keepLines/>
-      </w:pPr>
       <w:r>
         <w:t>“I’m fine where I am. I go back among the living. It’s not like coffee and cheese grow on trees out here.”</w:t>
       </w:r>
     </w:p>
     <w:p>
-      <w:pPr>
-        <w:keepNext/>
-        <w:keepLines/>
-      </w:pPr>
       <w:r>
         <w:t>“No, but you don’t exactly need people skills to just shop for the basics. Loneliness and seclusion is not an option.”</w:t>
       </w:r>
     </w:p>
     <w:p>
-      <w:pPr>
-        <w:keepNext/>
-        <w:keepLines/>
-      </w:pPr>
       <w:r>
         <w:t>“I’m not lonely or secluded. I have the guardians, a neighbor, and people do wander into the valley.”</w:t>
       </w:r>
     </w:p>
     <w:p>
-      <w:pPr>
-        <w:keepNext/>
-        <w:keepLines/>
-      </w:pPr>
       <w:r>
         <w:t>“Only when the forest knows they need you. You can’t hide from who you are and what you are meant to do forever.”</w:t>
       </w:r>
     </w:p>
     <w:p>
-      <w:pPr>
-        <w:keepNext/>
-        <w:keepLines/>
-      </w:pPr>
       <w:r>
         <w:t>Lea bows her head, barely audible. “I’m not hiding from me, but from them.”</w:t>
       </w:r>
     </w:p>
     <w:p>
-      <w:pPr>
-        <w:keepNext/>
-        <w:keepLines/>
-      </w:pPr>
       <w:r>
         <w:t>Jack scooches closer to her and wraps his arm around her shoulder, pulling her close. She leans in, putting her head on his shoulder. He kisses the top of her head. “I know it’s scary and I know you have lost faith in yourself, but the rest of us need your light and laughter. We miss you. I miss you.”</w:t>
       </w:r>
     </w:p>
     <w:p>
-      <w:pPr>
-        <w:keepNext/>
-        <w:keepLines/>
-      </w:pPr>
       <w:r>
         <w:t>“I miss you too, but I just…I can’t take the noise any longer. It’s too much. I’m the one that failed to see the pattern closest to me doing the harm.”</w:t>
       </w:r>
     </w:p>
     <w:p>
-      <w:pPr>
-        <w:keepNext/>
-        <w:keepLines/>
-      </w:pPr>
       <w:r>
         <w:lastRenderedPageBreak/>
         <w:t>“The noise is just the noise, and as for the other, well, you survived because that is what you had to do. It’s time, little sister. The noise is only getting worse without you there. Your truth is needed.” He gives her one last squeeze and jumps up, grabbing the last piece of cheese. He loosens the strap and lets his hair flow free, dropping the binding in Lea’s lap.</w:t>
       </w:r>
     </w:p>
     <w:p>
-      <w:pPr>
-        <w:keepNext/>
-        <w:keepLines/>
-      </w:pPr>
       <w:r>
         <w:t>She looks up, shaking her head no, pleading with her eyes not to do this. But he just lets the grin and gremlin take over as he drops the sweats, stepping out of them, and running for the tree line. She hears the footfalls fade and the beating of wings flood the valley. Maniacal laughter fades to a low throating croaking, ending in a laughing caw as he disappears into the forest.</w:t>
       </w:r>
     </w:p>
     <w:p>
-      <w:pPr>
-        <w:keepNext/>
-        <w:keepLines/>
-      </w:pPr>
       <w:r>
         <w:t xml:space="preserve">She resigns herself to the inevitable chaos that is about to ensue. She rises slowly and retrieves the sweats, folding and placing them in the saddle bag with her other clothes. She’s not ready, and they’re not ready. She surveys the valley with longing. The grief at the prospect of leaving her home and peace is short lived as one final caw rings out with a whisper, </w:t>
       </w:r>
@@ -579,10 +413,10 @@
           <w:i/>
           <w:iCs/>
         </w:rPr>
-        <w:t>catch me if you can</w:t>
-      </w:r>
-      <w:r>
-        <w:t>. She turns slowly and enters the forest as a hush falls over the valley, leaving the human behind for the fur.</w:t>
+        <w:t>catch me if you can.</w:t>
+      </w:r>
+      <w:r>
+        <w:t xml:space="preserve"> She turns slowly and enters the forest as a hush falls over the valley, leaving the human behind for the fur.</w:t>
       </w:r>
     </w:p>
     <w:sectPr>
@@ -995,7 +829,11 @@
   <w:style w:type="paragraph" w:default="1" w:styleId="Normal">
     <w:name w:val="Normal"/>
     <w:qFormat/>
-    <w:rsid w:val="0051428B"/>
+    <w:rsid w:val="000D17F3"/>
+    <w:pPr>
+      <w:keepNext/>
+      <w:keepLines/>
+    </w:pPr>
     <w:rPr>
       <w:rFonts w:ascii="Times New Roman" w:hAnsi="Times New Roman"/>
     </w:rPr>
@@ -1010,8 +848,6 @@
     <w:qFormat/>
     <w:rsid w:val="008C25A4"/>
     <w:pPr>
-      <w:keepNext/>
-      <w:keepLines/>
       <w:spacing w:after="240"/>
       <w:jc w:val="center"/>
       <w:outlineLvl w:val="0"/>
@@ -1027,21 +863,19 @@
     <w:basedOn w:val="Normal"/>
     <w:next w:val="Normal"/>
     <w:link w:val="Heading2Char"/>
-    <w:uiPriority w:val="9"/>
-    <w:semiHidden/>
+    <w:autoRedefine/>
+    <w:uiPriority w:val="9"/>
     <w:unhideWhenUsed/>
     <w:qFormat/>
-    <w:rsid w:val="0051428B"/>
+    <w:rsid w:val="000D17F3"/>
     <w:pPr>
-      <w:keepNext/>
-      <w:keepLines/>
-      <w:spacing w:before="160" w:after="80"/>
+      <w:spacing w:after="240"/>
+      <w:jc w:val="center"/>
       <w:outlineLvl w:val="1"/>
     </w:pPr>
     <w:rPr>
       <w:rFonts w:eastAsiaTheme="majorEastAsia" w:cstheme="majorBidi"/>
-      <w:color w:val="365F91" w:themeColor="accent1" w:themeShade="BF"/>
-      <w:sz w:val="32"/>
+      <w:sz w:val="56"/>
       <w:szCs w:val="32"/>
     </w:rPr>
   </w:style>
@@ -1056,8 +890,6 @@
     <w:qFormat/>
     <w:rsid w:val="00FF56EB"/>
     <w:pPr>
-      <w:keepNext/>
-      <w:keepLines/>
       <w:spacing w:before="160" w:after="80"/>
       <w:outlineLvl w:val="2"/>
     </w:pPr>
@@ -1079,8 +911,6 @@
     <w:qFormat/>
     <w:rsid w:val="00FF56EB"/>
     <w:pPr>
-      <w:keepNext/>
-      <w:keepLines/>
       <w:spacing w:before="80" w:after="40"/>
       <w:outlineLvl w:val="3"/>
     </w:pPr>
@@ -1102,8 +932,6 @@
     <w:qFormat/>
     <w:rsid w:val="00FF56EB"/>
     <w:pPr>
-      <w:keepNext/>
-      <w:keepLines/>
       <w:spacing w:before="80" w:after="40"/>
       <w:outlineLvl w:val="4"/>
     </w:pPr>
@@ -1123,8 +951,6 @@
     <w:qFormat/>
     <w:rsid w:val="00FF56EB"/>
     <w:pPr>
-      <w:keepNext/>
-      <w:keepLines/>
       <w:spacing w:before="40" w:after="0"/>
       <w:outlineLvl w:val="5"/>
     </w:pPr>
@@ -1146,8 +972,6 @@
     <w:qFormat/>
     <w:rsid w:val="00FF56EB"/>
     <w:pPr>
-      <w:keepNext/>
-      <w:keepLines/>
       <w:spacing w:before="40" w:after="0"/>
       <w:outlineLvl w:val="6"/>
     </w:pPr>
@@ -1167,8 +991,6 @@
     <w:qFormat/>
     <w:rsid w:val="00FF56EB"/>
     <w:pPr>
-      <w:keepNext/>
-      <w:keepLines/>
       <w:spacing w:after="0"/>
       <w:outlineLvl w:val="7"/>
     </w:pPr>
@@ -1190,8 +1012,6 @@
     <w:qFormat/>
     <w:rsid w:val="00FF56EB"/>
     <w:pPr>
-      <w:keepNext/>
-      <w:keepLines/>
       <w:spacing w:after="0"/>
       <w:outlineLvl w:val="8"/>
     </w:pPr>
@@ -1232,12 +1052,10 @@
     <w:basedOn w:val="DefaultParagraphFont"/>
     <w:link w:val="Heading2"/>
     <w:uiPriority w:val="9"/>
-    <w:semiHidden/>
-    <w:rsid w:val="0051428B"/>
+    <w:rsid w:val="000D17F3"/>
     <w:rPr>
       <w:rFonts w:ascii="Times New Roman" w:eastAsiaTheme="majorEastAsia" w:hAnsi="Times New Roman" w:cstheme="majorBidi"/>
-      <w:color w:val="365F91" w:themeColor="accent1" w:themeShade="BF"/>
-      <w:sz w:val="32"/>
+      <w:sz w:val="56"/>
       <w:szCs w:val="32"/>
     </w:rPr>
   </w:style>
